--- a/04-Development-and-Quality-Assurance/Poster/Sections/03 Objectives.docx
+++ b/04-Development-and-Quality-Assurance/Poster/Sections/03 Objectives.docx
@@ -141,6 +141,151 @@
       </w:r>
     </w:p>
     <w:p/>
+    <w:p>
+      <w:pPr>
+        <w:rPr>
+          <w:lang w:val="en-US"/>
+        </w:rPr>
+      </w:pPr>
+      <w:r>
+        <w:rPr>
+          <w:lang w:val="en-US"/>
+        </w:rPr>
+        <w:t xml:space="preserve">The objective is to evaluate the performance of </w:t>
+      </w:r>
+      <w:r>
+        <w:rPr>
+          <w:lang w:val="en-US"/>
+        </w:rPr>
+        <w:t>Linux OSes</w:t>
+      </w:r>
+      <w:r>
+        <w:rPr>
+          <w:lang w:val="en-US"/>
+        </w:rPr>
+        <w:t xml:space="preserve"> configured as software routers in a 4-computer network (2 clients, 2 routers/servers). The evaluation will: </w:t>
+      </w:r>
+    </w:p>
+    <w:p>
+      <w:pPr>
+        <w:numPr>
+          <w:ilvl w:val="0"/>
+          <w:numId w:val="1"/>
+        </w:numPr>
+        <w:rPr>
+          <w:lang w:val="en-US"/>
+        </w:rPr>
+      </w:pPr>
+      <w:r>
+        <w:rPr>
+          <w:lang w:val="en-US"/>
+        </w:rPr>
+        <w:t>Use TCP and UDP protocols.</w:t>
+      </w:r>
+    </w:p>
+    <w:p>
+      <w:pPr>
+        <w:numPr>
+          <w:ilvl w:val="0"/>
+          <w:numId w:val="1"/>
+        </w:numPr>
+        <w:rPr>
+          <w:lang w:val="en-US"/>
+        </w:rPr>
+      </w:pPr>
+      <w:r>
+        <w:rPr>
+          <w:lang w:val="en-US"/>
+        </w:rPr>
+        <w:t>Test on both IPv4 and IPv6.</w:t>
+      </w:r>
+    </w:p>
+    <w:p>
+      <w:pPr>
+        <w:numPr>
+          <w:ilvl w:val="0"/>
+          <w:numId w:val="1"/>
+        </w:numPr>
+        <w:rPr>
+          <w:lang w:val="en-US"/>
+        </w:rPr>
+      </w:pPr>
+      <w:r>
+        <w:rPr>
+          <w:lang w:val="en-US"/>
+        </w:rPr>
+        <w:t>Measure throughput, delay, jitter, and packet loss.</w:t>
+      </w:r>
+    </w:p>
+    <w:p>
+      <w:pPr>
+        <w:numPr>
+          <w:ilvl w:val="0"/>
+          <w:numId w:val="1"/>
+        </w:numPr>
+        <w:rPr>
+          <w:lang w:val="en-US"/>
+        </w:rPr>
+      </w:pPr>
+      <w:r>
+        <w:rPr>
+          <w:lang w:val="en-US"/>
+        </w:rPr>
+        <w:t>P</w:t>
+      </w:r>
+      <w:r>
+        <w:rPr>
+          <w:lang w:val="en-US"/>
+        </w:rPr>
+        <w:t>acket sizes</w:t>
+      </w:r>
+      <w:r>
+        <w:rPr>
+          <w:lang w:val="en-US"/>
+        </w:rPr>
+        <w:t>:</w:t>
+      </w:r>
+      <w:r>
+        <w:rPr>
+          <w:lang w:val="en-US"/>
+        </w:rPr>
+        <w:t xml:space="preserve"> 128 to 1536 Bytes.</w:t>
+      </w:r>
+    </w:p>
+    <w:p>
+      <w:pPr>
+        <w:numPr>
+          <w:ilvl w:val="0"/>
+          <w:numId w:val="1"/>
+        </w:numPr>
+        <w:rPr>
+          <w:lang w:val="en-US"/>
+        </w:rPr>
+      </w:pPr>
+      <w:r>
+        <w:rPr>
+          <w:lang w:val="en-US"/>
+        </w:rPr>
+        <w:t>Require a minimum of ten runs per evaluation.</w:t>
+      </w:r>
+    </w:p>
+    <w:p>
+      <w:pPr>
+        <w:numPr>
+          <w:ilvl w:val="0"/>
+          <w:numId w:val="1"/>
+        </w:numPr>
+        <w:rPr>
+          <w:lang w:val="en-US"/>
+        </w:rPr>
+      </w:pPr>
+      <w:r>
+        <w:rPr>
+          <w:lang w:val="en-US"/>
+        </w:rPr>
+        <w:t>Follow the Software Testing Life Cycle (STLC) methodology</w:t>
+      </w:r>
+    </w:p>
     <w:sectPr>
       <w:pgSz w:w="12240" w:h="15840"/>
       <w:pgMar w:top="1440" w:right="1440" w:bottom="1440" w:left="1440" w:header="720" w:footer="720" w:gutter="0"/>
@@ -154,6 +299,118 @@
 <file path=word/numbering.xml><?xml version="1.0" encoding="utf-8"?>
 <w:numbering xmlns:wpc="http://schemas.microsoft.com/office/word/2010/wordprocessingCanvas" xmlns:cx="http://schemas.microsoft.com/office/drawing/2014/chartex" xmlns:cx1="http://schemas.microsoft.com/office/drawing/2015/9/8/chartex" xmlns:cx2="http://schemas.microsoft.com/office/drawing/2015/10/21/chartex" xmlns:cx3="http://schemas.microsoft.com/office/drawing/2016/5/9/chartex" xmlns:cx4="http://schemas.microsoft.com/office/drawing/2016/5/10/chartex" xmlns:cx5="http://schemas.microsoft.com/office/drawing/2016/5/11/chartex" xmlns:cx6="http://schemas.microsoft.com/office/drawing/2016/5/12/chartex" xmlns:cx7="http://schemas.microsoft.com/office/drawing/2016/5/13/chartex" xmlns:cx8="http://schemas.microsoft.com/office/drawing/2016/5/14/chartex" xmlns:mc="http://schemas.openxmlformats.org/markup-compatibility/2006" xmlns:aink="http://schemas.microsoft.com/office/drawing/2016/ink" xmlns:am3d="http://schemas.microsoft.com/office/drawing/2017/model3d" xmlns:o="urn:schemas-microsoft-com:office:office" xmlns:oel="http://schemas.microsoft.com/office/2019/extlst" xmlns:r="http://schemas.openxmlformats.org/officeDocument/2006/relationships" xmlns:m="http://schemas.openxmlformats.org/officeDocument/2006/math" xmlns:v="urn:schemas-microsoft-com:vml" xmlns:wp14="http://schemas.microsoft.com/office/word/2010/wordprocessingDrawing" xmlns:wp="http://schemas.openxmlformats.org/drawingml/2006/wordprocessingDrawing" xmlns:w10="urn:schemas-microsoft-com:office:word" xmlns:w="http://schemas.openxmlformats.org/wordprocessingml/2006/main" xmlns:w14="http://schemas.microsoft.com/office/word/2010/wordml" xmlns:w15="http://schemas.microsoft.com/office/word/2012/wordml" xmlns:w16cex="http://schemas.microsoft.com/office/word/2018/wordml/cex" xmlns:w16cid="http://schemas.microsoft.com/office/word/2016/wordml/cid" xmlns:w16="http://schemas.microsoft.com/office/word/2018/wordml" xmlns:w16du="http://schemas.microsoft.com/office/word/2023/wordml/word16du" xmlns:w16sdtdh="http://schemas.microsoft.com/office/word/2020/wordml/sdtdatahash" xmlns:w16sdtfl="http://schemas.microsoft.com/office/word/2024/wordml/sdtformatlock" xmlns:w16se="http://schemas.microsoft.com/office/word/2015/wordml/symex" xmlns:wpg="http://schemas.microsoft.com/office/word/2010/wordprocessingGroup" xmlns:wpi="http://schemas.microsoft.com/office/word/2010/wordprocessingInk" xmlns:wne="http://schemas.microsoft.com/office/word/2006/wordml" xmlns:wps="http://schemas.microsoft.com/office/word/2010/wordprocessingShape" mc:Ignorable="w14 w15 w16se w16cid w16 w16cex w16sdtdh w16sdtfl w16du wp14">
   <w:abstractNum w:abstractNumId="0" w15:restartNumberingAfterBreak="0">
+    <w:nsid w:val="23D37D5C"/>
+    <w:multiLevelType w:val="hybridMultilevel"/>
+    <w:tmpl w:val="98C2AED6"/>
+    <w:lvl w:ilvl="0" w:tplc="1C1EFC6E">
+      <w:numFmt w:val="bullet"/>
+      <w:lvlText w:val="-"/>
+      <w:lvlJc w:val="left"/>
+      <w:pPr>
+        <w:ind w:left="720" w:hanging="360"/>
+      </w:pPr>
+      <w:rPr>
+        <w:rFonts w:ascii="Aptos" w:eastAsiaTheme="minorHAnsi" w:hAnsi="Aptos" w:cstheme="minorBidi" w:hint="default"/>
+      </w:rPr>
+    </w:lvl>
+    <w:lvl w:ilvl="1" w:tplc="14090003" w:tentative="1">
+      <w:start w:val="1"/>
+      <w:numFmt w:val="bullet"/>
+      <w:lvlText w:val="o"/>
+      <w:lvlJc w:val="left"/>
+      <w:pPr>
+        <w:ind w:left="1440" w:hanging="360"/>
+      </w:pPr>
+      <w:rPr>
+        <w:rFonts w:ascii="Courier New" w:hAnsi="Courier New" w:cs="Courier New" w:hint="default"/>
+      </w:rPr>
+    </w:lvl>
+    <w:lvl w:ilvl="2" w:tplc="14090005" w:tentative="1">
+      <w:start w:val="1"/>
+      <w:numFmt w:val="bullet"/>
+      <w:lvlText w:val=""/>
+      <w:lvlJc w:val="left"/>
+      <w:pPr>
+        <w:ind w:left="2160" w:hanging="360"/>
+      </w:pPr>
+      <w:rPr>
+        <w:rFonts w:ascii="Wingdings" w:hAnsi="Wingdings" w:hint="default"/>
+      </w:rPr>
+    </w:lvl>
+    <w:lvl w:ilvl="3" w:tplc="14090001" w:tentative="1">
+      <w:start w:val="1"/>
+      <w:numFmt w:val="bullet"/>
+      <w:lvlText w:val=""/>
+      <w:lvlJc w:val="left"/>
+      <w:pPr>
+        <w:ind w:left="2880" w:hanging="360"/>
+      </w:pPr>
+      <w:rPr>
+        <w:rFonts w:ascii="Symbol" w:hAnsi="Symbol" w:hint="default"/>
+      </w:rPr>
+    </w:lvl>
+    <w:lvl w:ilvl="4" w:tplc="14090003" w:tentative="1">
+      <w:start w:val="1"/>
+      <w:numFmt w:val="bullet"/>
+      <w:lvlText w:val="o"/>
+      <w:lvlJc w:val="left"/>
+      <w:pPr>
+        <w:ind w:left="3600" w:hanging="360"/>
+      </w:pPr>
+      <w:rPr>
+        <w:rFonts w:ascii="Courier New" w:hAnsi="Courier New" w:cs="Courier New" w:hint="default"/>
+      </w:rPr>
+    </w:lvl>
+    <w:lvl w:ilvl="5" w:tplc="14090005" w:tentative="1">
+      <w:start w:val="1"/>
+      <w:numFmt w:val="bullet"/>
+      <w:lvlText w:val=""/>
+      <w:lvlJc w:val="left"/>
+      <w:pPr>
+        <w:ind w:left="4320" w:hanging="360"/>
+      </w:pPr>
+      <w:rPr>
+        <w:rFonts w:ascii="Wingdings" w:hAnsi="Wingdings" w:hint="default"/>
+      </w:rPr>
+    </w:lvl>
+    <w:lvl w:ilvl="6" w:tplc="14090001" w:tentative="1">
+      <w:start w:val="1"/>
+      <w:numFmt w:val="bullet"/>
+      <w:lvlText w:val=""/>
+      <w:lvlJc w:val="left"/>
+      <w:pPr>
+        <w:ind w:left="5040" w:hanging="360"/>
+      </w:pPr>
+      <w:rPr>
+        <w:rFonts w:ascii="Symbol" w:hAnsi="Symbol" w:hint="default"/>
+      </w:rPr>
+    </w:lvl>
+    <w:lvl w:ilvl="7" w:tplc="14090003" w:tentative="1">
+      <w:start w:val="1"/>
+      <w:numFmt w:val="bullet"/>
+      <w:lvlText w:val="o"/>
+      <w:lvlJc w:val="left"/>
+      <w:pPr>
+        <w:ind w:left="5760" w:hanging="360"/>
+      </w:pPr>
+      <w:rPr>
+        <w:rFonts w:ascii="Courier New" w:hAnsi="Courier New" w:cs="Courier New" w:hint="default"/>
+      </w:rPr>
+    </w:lvl>
+    <w:lvl w:ilvl="8" w:tplc="14090005" w:tentative="1">
+      <w:start w:val="1"/>
+      <w:numFmt w:val="bullet"/>
+      <w:lvlText w:val=""/>
+      <w:lvlJc w:val="left"/>
+      <w:pPr>
+        <w:ind w:left="6480" w:hanging="360"/>
+      </w:pPr>
+      <w:rPr>
+        <w:rFonts w:ascii="Wingdings" w:hAnsi="Wingdings" w:hint="default"/>
+      </w:rPr>
+    </w:lvl>
+  </w:abstractNum>
+  <w:abstractNum w:abstractNumId="1" w15:restartNumberingAfterBreak="0">
     <w:nsid w:val="3AC72FF3"/>
     <w:multiLevelType w:val="multilevel"/>
     <w:tmpl w:val="77B626D0"/>
@@ -302,7 +559,7 @@
       </w:rPr>
     </w:lvl>
   </w:abstractNum>
-  <w:abstractNum w:abstractNumId="1" w15:restartNumberingAfterBreak="0">
+  <w:abstractNum w:abstractNumId="2" w15:restartNumberingAfterBreak="0">
     <w:nsid w:val="6A3A7320"/>
     <w:multiLevelType w:val="multilevel"/>
     <w:tmpl w:val="E8A217E2"/>
@@ -452,9 +709,12 @@
     </w:lvl>
   </w:abstractNum>
   <w:num w:numId="1" w16cid:durableId="1237590035">
+    <w:abstractNumId w:val="2"/>
+  </w:num>
+  <w:num w:numId="2" w16cid:durableId="914704524">
     <w:abstractNumId w:val="1"/>
   </w:num>
-  <w:num w:numId="2" w16cid:durableId="914704524">
+  <w:num w:numId="3" w16cid:durableId="1412004048">
     <w:abstractNumId w:val="0"/>
   </w:num>
 </w:numbering>
@@ -860,6 +1120,7 @@
   <w:style w:type="paragraph" w:default="1" w:styleId="Normal">
     <w:name w:val="Normal"/>
     <w:qFormat/>
+    <w:rsid w:val="006705F0"/>
     <w:rPr>
       <w:lang w:val="en-NZ"/>
     </w:rPr>
@@ -1066,6 +1327,7 @@
   <w:style w:type="character" w:default="1" w:styleId="DefaultParagraphFont">
     <w:name w:val="Default Paragraph Font"/>
     <w:uiPriority w:val="1"/>
+    <w:semiHidden/>
     <w:unhideWhenUsed/>
   </w:style>
   <w:style w:type="table" w:default="1" w:styleId="TableNormal">

--- a/04-Development-and-Quality-Assurance/Poster/Sections/03 Objectives.docx
+++ b/04-Development-and-Quality-Assurance/Poster/Sections/03 Objectives.docx
@@ -9,161 +9,29 @@
         </w:rPr>
       </w:pPr>
       <w:r>
-        <w:rPr>
-          <w:lang w:val="en-US"/>
-        </w:rPr>
-        <w:t xml:space="preserve">The objective is to evaluate the performance of Ubuntu, Fedora, and Kali Linux configured as software routers in a 4-computer network (2 clients, 2 routers/servers). The evaluation will: </w:t>
+        <w:t>Evaluating network performance of Ubuntu, Fedora, and Kali Linux</w:t>
       </w:r>
-    </w:p>
-    <w:p>
-      <w:pPr>
-        <w:numPr>
-          <w:ilvl w:val="0"/>
-          <w:numId w:val="1"/>
-        </w:numPr>
-        <w:rPr>
-          <w:lang w:val="en-US"/>
-        </w:rPr>
-      </w:pPr>
       <w:r>
         <w:rPr>
-          <w:lang w:val="en-US"/>
+          <w:b/>
+          <w:bCs/>
         </w:rPr>
-        <w:t>Use TCP and UDP protocols.</w:t>
+        <w:t xml:space="preserve"> </w:t>
       </w:r>
-    </w:p>
-    <w:p>
-      <w:pPr>
-        <w:numPr>
-          <w:ilvl w:val="0"/>
-          <w:numId w:val="1"/>
-        </w:numPr>
-        <w:rPr>
-          <w:lang w:val="en-US"/>
-        </w:rPr>
-      </w:pPr>
       <w:r>
-        <w:rPr>
-          <w:lang w:val="en-US"/>
-        </w:rPr>
-        <w:t>Test on both IPv4 and IPv6.</w:t>
-      </w:r>
-    </w:p>
-    <w:p>
-      <w:pPr>
-        <w:numPr>
-          <w:ilvl w:val="0"/>
-          <w:numId w:val="1"/>
-        </w:numPr>
-        <w:rPr>
-          <w:lang w:val="en-US"/>
-        </w:rPr>
-      </w:pPr>
-      <w:r>
-        <w:rPr>
-          <w:lang w:val="en-US"/>
-        </w:rPr>
-        <w:t>Use</w:t>
+        <w:t>configured as software routers in a 4-computer (2 clients, 2 routers) daisy chain network topology (Figure 2).</w:t>
       </w:r>
       <w:r>
         <w:rPr>
           <w:lang w:val="en-US"/>
         </w:rPr>
-        <w:t xml:space="preserve"> D-ITG for traffic generation.</w:t>
-      </w:r>
-    </w:p>
-    <w:p>
-      <w:pPr>
-        <w:numPr>
-          <w:ilvl w:val="0"/>
-          <w:numId w:val="1"/>
-        </w:numPr>
-        <w:rPr>
-          <w:lang w:val="en-US"/>
-        </w:rPr>
-      </w:pPr>
-      <w:r>
-        <w:rPr>
-          <w:lang w:val="en-US"/>
-        </w:rPr>
-        <w:t>Measure throughput, delay, jitter, and packet loss.</w:t>
-      </w:r>
-    </w:p>
-    <w:p>
-      <w:pPr>
-        <w:numPr>
-          <w:ilvl w:val="0"/>
-          <w:numId w:val="1"/>
-        </w:numPr>
-        <w:rPr>
-          <w:lang w:val="en-US"/>
-        </w:rPr>
-      </w:pPr>
-      <w:r>
-        <w:rPr>
-          <w:lang w:val="en-US"/>
-        </w:rPr>
-        <w:t>Test with packet sizes from 128 to 1536 Bytes.</w:t>
-      </w:r>
-    </w:p>
-    <w:p>
-      <w:pPr>
-        <w:numPr>
-          <w:ilvl w:val="0"/>
-          <w:numId w:val="1"/>
-        </w:numPr>
-        <w:rPr>
-          <w:lang w:val="en-US"/>
-        </w:rPr>
-      </w:pPr>
-      <w:r>
-        <w:rPr>
-          <w:lang w:val="en-US"/>
-        </w:rPr>
-        <w:t>Require a minimum of ten runs per evaluation.</w:t>
-      </w:r>
-    </w:p>
-    <w:p>
-      <w:pPr>
-        <w:numPr>
-          <w:ilvl w:val="0"/>
-          <w:numId w:val="1"/>
-        </w:numPr>
-        <w:rPr>
-          <w:lang w:val="en-US"/>
-        </w:rPr>
-      </w:pPr>
-      <w:r>
-        <w:rPr>
-          <w:lang w:val="en-US"/>
-        </w:rPr>
-        <w:t>Follow the Software Testing Life Cycle (STLC) methodology.</w:t>
-      </w:r>
-    </w:p>
-    <w:p/>
-    <w:p>
-      <w:pPr>
-        <w:rPr>
-          <w:lang w:val="en-US"/>
-        </w:rPr>
-      </w:pPr>
-      <w:r>
-        <w:rPr>
-          <w:lang w:val="en-US"/>
-        </w:rPr>
-        <w:t xml:space="preserve">The objective is to evaluate the performance of </w:t>
+        <w:br/>
       </w:r>
       <w:r>
         <w:rPr>
           <w:lang w:val="en-US"/>
         </w:rPr>
-        <w:t>Linux OSes</w:t>
-      </w:r>
-      <w:r>
-        <w:rPr>
-          <w:lang w:val="en-US"/>
-        </w:rPr>
-        <w:t xml:space="preserve"> configured as software routers in a 4-computer network (2 clients, 2 routers/servers). The evaluation will: </w:t>
+        <w:t xml:space="preserve">The evaluation will: </w:t>
       </w:r>
     </w:p>
     <w:p>
@@ -172,14 +40,8 @@
           <w:ilvl w:val="0"/>
           <w:numId w:val="1"/>
         </w:numPr>
-        <w:rPr>
-          <w:lang w:val="en-US"/>
-        </w:rPr>
       </w:pPr>
       <w:r>
-        <w:rPr>
-          <w:lang w:val="en-US"/>
-        </w:rPr>
         <w:t>Use TCP and UDP protocols.</w:t>
       </w:r>
     </w:p>
@@ -189,14 +51,8 @@
           <w:ilvl w:val="0"/>
           <w:numId w:val="1"/>
         </w:numPr>
-        <w:rPr>
-          <w:lang w:val="en-US"/>
-        </w:rPr>
       </w:pPr>
       <w:r>
-        <w:rPr>
-          <w:lang w:val="en-US"/>
-        </w:rPr>
         <w:t>Test on both IPv4 and IPv6.</w:t>
       </w:r>
     </w:p>
@@ -206,14 +62,19 @@
           <w:ilvl w:val="0"/>
           <w:numId w:val="1"/>
         </w:numPr>
-        <w:rPr>
-          <w:lang w:val="en-US"/>
-        </w:rPr>
       </w:pPr>
       <w:r>
-        <w:rPr>
-          <w:lang w:val="en-US"/>
-        </w:rPr>
+        <w:t>Employ D-ITG for traffic generation.,</w:t>
+      </w:r>
+    </w:p>
+    <w:p>
+      <w:pPr>
+        <w:numPr>
+          <w:ilvl w:val="0"/>
+          <w:numId w:val="1"/>
+        </w:numPr>
+      </w:pPr>
+      <w:r>
         <w:t>Measure throughput, delay, jitter, and packet loss.</w:t>
       </w:r>
     </w:p>
@@ -223,33 +84,9 @@
           <w:ilvl w:val="0"/>
           <w:numId w:val="1"/>
         </w:numPr>
-        <w:rPr>
-          <w:lang w:val="en-US"/>
-        </w:rPr>
       </w:pPr>
       <w:r>
-        <w:rPr>
-          <w:lang w:val="en-US"/>
-        </w:rPr>
-        <w:t>P</w:t>
-      </w:r>
-      <w:r>
-        <w:rPr>
-          <w:lang w:val="en-US"/>
-        </w:rPr>
-        <w:t>acket sizes</w:t>
-      </w:r>
-      <w:r>
-        <w:rPr>
-          <w:lang w:val="en-US"/>
-        </w:rPr>
-        <w:t>:</w:t>
-      </w:r>
-      <w:r>
-        <w:rPr>
-          <w:lang w:val="en-US"/>
-        </w:rPr>
-        <w:t xml:space="preserve"> 128 to 1536 Bytes.</w:t>
+        <w:t>Test with packet sizes ranging from 128 byes to 1536 bytes.</w:t>
       </w:r>
     </w:p>
     <w:p>
@@ -258,14 +95,8 @@
           <w:ilvl w:val="0"/>
           <w:numId w:val="1"/>
         </w:numPr>
-        <w:rPr>
-          <w:lang w:val="en-US"/>
-        </w:rPr>
       </w:pPr>
       <w:r>
-        <w:rPr>
-          <w:lang w:val="en-US"/>
-        </w:rPr>
         <w:t>Require a minimum of ten runs per evaluation.</w:t>
       </w:r>
     </w:p>
@@ -275,15 +106,9 @@
           <w:ilvl w:val="0"/>
           <w:numId w:val="1"/>
         </w:numPr>
-        <w:rPr>
-          <w:lang w:val="en-US"/>
-        </w:rPr>
       </w:pPr>
       <w:r>
-        <w:rPr>
-          <w:lang w:val="en-US"/>
-        </w:rPr>
-        <w:t>Follow the Software Testing Life Cycle (STLC) methodology</w:t>
+        <w:t>Follow the Software Testing Life Cycle (STLC) methodology.</w:t>
       </w:r>
     </w:p>
     <w:sectPr>
@@ -296,6 +121,56 @@
 </w:document>
 </file>
 
+<file path=word/endnotes.xml><?xml version="1.0" encoding="utf-8"?>
+<w:endnotes xmlns:wpc="http://schemas.microsoft.com/office/word/2010/wordprocessingCanvas" xmlns:cx="http://schemas.microsoft.com/office/drawing/2014/chartex" xmlns:cx1="http://schemas.microsoft.com/office/drawing/2015/9/8/chartex" xmlns:cx2="http://schemas.microsoft.com/office/drawing/2015/10/21/chartex" xmlns:cx3="http://schemas.microsoft.com/office/drawing/2016/5/9/chartex" xmlns:cx4="http://schemas.microsoft.com/office/drawing/2016/5/10/chartex" xmlns:cx5="http://schemas.microsoft.com/office/drawing/2016/5/11/chartex" xmlns:cx6="http://schemas.microsoft.com/office/drawing/2016/5/12/chartex" xmlns:cx7="http://schemas.microsoft.com/office/drawing/2016/5/13/chartex" xmlns:cx8="http://schemas.microsoft.com/office/drawing/2016/5/14/chartex" xmlns:mc="http://schemas.openxmlformats.org/markup-compatibility/2006" xmlns:aink="http://schemas.microsoft.com/office/drawing/2016/ink" xmlns:am3d="http://schemas.microsoft.com/office/drawing/2017/model3d" xmlns:o="urn:schemas-microsoft-com:office:office" xmlns:oel="http://schemas.microsoft.com/office/2019/extlst" xmlns:r="http://schemas.openxmlformats.org/officeDocument/2006/relationships" xmlns:m="http://schemas.openxmlformats.org/officeDocument/2006/math" xmlns:v="urn:schemas-microsoft-com:vml" xmlns:wp14="http://schemas.microsoft.com/office/word/2010/wordprocessingDrawing" xmlns:wp="http://schemas.openxmlformats.org/drawingml/2006/wordprocessingDrawing" xmlns:w10="urn:schemas-microsoft-com:office:word" xmlns:w="http://schemas.openxmlformats.org/wordprocessingml/2006/main" xmlns:w14="http://schemas.microsoft.com/office/word/2010/wordml" xmlns:w15="http://schemas.microsoft.com/office/word/2012/wordml" xmlns:w16cex="http://schemas.microsoft.com/office/word/2018/wordml/cex" xmlns:w16cid="http://schemas.microsoft.com/office/word/2016/wordml/cid" xmlns:w16="http://schemas.microsoft.com/office/word/2018/wordml" xmlns:w16du="http://schemas.microsoft.com/office/word/2023/wordml/word16du" xmlns:w16sdtdh="http://schemas.microsoft.com/office/word/2020/wordml/sdtdatahash" xmlns:w16sdtfl="http://schemas.microsoft.com/office/word/2024/wordml/sdtformatlock" xmlns:w16se="http://schemas.microsoft.com/office/word/2015/wordml/symex" xmlns:wpg="http://schemas.microsoft.com/office/word/2010/wordprocessingGroup" xmlns:wpi="http://schemas.microsoft.com/office/word/2010/wordprocessingInk" xmlns:wne="http://schemas.microsoft.com/office/word/2006/wordml" xmlns:wps="http://schemas.microsoft.com/office/word/2010/wordprocessingShape" mc:Ignorable="w14 w15 w16se w16cid w16 w16cex w16sdtdh w16sdtfl w16du wp14">
+  <w:endnote w:type="separator" w:id="-1">
+    <w:p>
+      <w:pPr>
+        <w:spacing w:after="0" w:line="240" w:lineRule="auto"/>
+      </w:pPr>
+      <w:r>
+        <w:separator/>
+      </w:r>
+    </w:p>
+  </w:endnote>
+  <w:endnote w:type="continuationSeparator" w:id="0">
+    <w:p>
+      <w:pPr>
+        <w:spacing w:after="0" w:line="240" w:lineRule="auto"/>
+      </w:pPr>
+      <w:r>
+        <w:continuationSeparator/>
+      </w:r>
+    </w:p>
+  </w:endnote>
+</w:endnotes>
+</file>
+
+<file path=word/footnotes.xml><?xml version="1.0" encoding="utf-8"?>
+<w:footnotes xmlns:wpc="http://schemas.microsoft.com/office/word/2010/wordprocessingCanvas" xmlns:cx="http://schemas.microsoft.com/office/drawing/2014/chartex" xmlns:cx1="http://schemas.microsoft.com/office/drawing/2015/9/8/chartex" xmlns:cx2="http://schemas.microsoft.com/office/drawing/2015/10/21/chartex" xmlns:cx3="http://schemas.microsoft.com/office/drawing/2016/5/9/chartex" xmlns:cx4="http://schemas.microsoft.com/office/drawing/2016/5/10/chartex" xmlns:cx5="http://schemas.microsoft.com/office/drawing/2016/5/11/chartex" xmlns:cx6="http://schemas.microsoft.com/office/drawing/2016/5/12/chartex" xmlns:cx7="http://schemas.microsoft.com/office/drawing/2016/5/13/chartex" xmlns:cx8="http://schemas.microsoft.com/office/drawing/2016/5/14/chartex" xmlns:mc="http://schemas.openxmlformats.org/markup-compatibility/2006" xmlns:aink="http://schemas.microsoft.com/office/drawing/2016/ink" xmlns:am3d="http://schemas.microsoft.com/office/drawing/2017/model3d" xmlns:o="urn:schemas-microsoft-com:office:office" xmlns:oel="http://schemas.microsoft.com/office/2019/extlst" xmlns:r="http://schemas.openxmlformats.org/officeDocument/2006/relationships" xmlns:m="http://schemas.openxmlformats.org/officeDocument/2006/math" xmlns:v="urn:schemas-microsoft-com:vml" xmlns:wp14="http://schemas.microsoft.com/office/word/2010/wordprocessingDrawing" xmlns:wp="http://schemas.openxmlformats.org/drawingml/2006/wordprocessingDrawing" xmlns:w10="urn:schemas-microsoft-com:office:word" xmlns:w="http://schemas.openxmlformats.org/wordprocessingml/2006/main" xmlns:w14="http://schemas.microsoft.com/office/word/2010/wordml" xmlns:w15="http://schemas.microsoft.com/office/word/2012/wordml" xmlns:w16cex="http://schemas.microsoft.com/office/word/2018/wordml/cex" xmlns:w16cid="http://schemas.microsoft.com/office/word/2016/wordml/cid" xmlns:w16="http://schemas.microsoft.com/office/word/2018/wordml" xmlns:w16du="http://schemas.microsoft.com/office/word/2023/wordml/word16du" xmlns:w16sdtdh="http://schemas.microsoft.com/office/word/2020/wordml/sdtdatahash" xmlns:w16sdtfl="http://schemas.microsoft.com/office/word/2024/wordml/sdtformatlock" xmlns:w16se="http://schemas.microsoft.com/office/word/2015/wordml/symex" xmlns:wpg="http://schemas.microsoft.com/office/word/2010/wordprocessingGroup" xmlns:wpi="http://schemas.microsoft.com/office/word/2010/wordprocessingInk" xmlns:wne="http://schemas.microsoft.com/office/word/2006/wordml" xmlns:wps="http://schemas.microsoft.com/office/word/2010/wordprocessingShape" mc:Ignorable="w14 w15 w16se w16cid w16 w16cex w16sdtdh w16sdtfl w16du wp14">
+  <w:footnote w:type="separator" w:id="-1">
+    <w:p>
+      <w:pPr>
+        <w:spacing w:after="0" w:line="240" w:lineRule="auto"/>
+      </w:pPr>
+      <w:r>
+        <w:separator/>
+      </w:r>
+    </w:p>
+  </w:footnote>
+  <w:footnote w:type="continuationSeparator" w:id="0">
+    <w:p>
+      <w:pPr>
+        <w:spacing w:after="0" w:line="240" w:lineRule="auto"/>
+      </w:pPr>
+      <w:r>
+        <w:continuationSeparator/>
+      </w:r>
+    </w:p>
+  </w:footnote>
+</w:footnotes>
+</file>
+
 <file path=word/numbering.xml><?xml version="1.0" encoding="utf-8"?>
 <w:numbering xmlns:wpc="http://schemas.microsoft.com/office/word/2010/wordprocessingCanvas" xmlns:cx="http://schemas.microsoft.com/office/drawing/2014/chartex" xmlns:cx1="http://schemas.microsoft.com/office/drawing/2015/9/8/chartex" xmlns:cx2="http://schemas.microsoft.com/office/drawing/2015/10/21/chartex" xmlns:cx3="http://schemas.microsoft.com/office/drawing/2016/5/9/chartex" xmlns:cx4="http://schemas.microsoft.com/office/drawing/2016/5/10/chartex" xmlns:cx5="http://schemas.microsoft.com/office/drawing/2016/5/11/chartex" xmlns:cx6="http://schemas.microsoft.com/office/drawing/2016/5/12/chartex" xmlns:cx7="http://schemas.microsoft.com/office/drawing/2016/5/13/chartex" xmlns:cx8="http://schemas.microsoft.com/office/drawing/2016/5/14/chartex" xmlns:mc="http://schemas.openxmlformats.org/markup-compatibility/2006" xmlns:aink="http://schemas.microsoft.com/office/drawing/2016/ink" xmlns:am3d="http://schemas.microsoft.com/office/drawing/2017/model3d" xmlns:o="urn:schemas-microsoft-com:office:office" xmlns:oel="http://schemas.microsoft.com/office/2019/extlst" xmlns:r="http://schemas.openxmlformats.org/officeDocument/2006/relationships" xmlns:m="http://schemas.openxmlformats.org/officeDocument/2006/math" xmlns:v="urn:schemas-microsoft-com:vml" xmlns:wp14="http://schemas.microsoft.com/office/word/2010/wordprocessingDrawing" xmlns:wp="http://schemas.openxmlformats.org/drawingml/2006/wordprocessingDrawing" xmlns:w10="urn:schemas-microsoft-com:office:word" xmlns:w="http://schemas.openxmlformats.org/wordprocessingml/2006/main" xmlns:w14="http://schemas.microsoft.com/office/word/2010/wordml" xmlns:w15="http://schemas.microsoft.com/office/word/2012/wordml" xmlns:w16cex="http://schemas.microsoft.com/office/word/2018/wordml/cex" xmlns:w16cid="http://schemas.microsoft.com/office/word/2016/wordml/cid" xmlns:w16="http://schemas.microsoft.com/office/word/2018/wordml" xmlns:w16du="http://schemas.microsoft.com/office/word/2023/wordml/word16du" xmlns:w16sdtdh="http://schemas.microsoft.com/office/word/2020/wordml/sdtdatahash" xmlns:w16sdtfl="http://schemas.microsoft.com/office/word/2024/wordml/sdtformatlock" xmlns:w16se="http://schemas.microsoft.com/office/word/2015/wordml/symex" xmlns:wpg="http://schemas.microsoft.com/office/word/2010/wordprocessingGroup" xmlns:wpi="http://schemas.microsoft.com/office/word/2010/wordprocessingInk" xmlns:wne="http://schemas.microsoft.com/office/word/2006/wordml" xmlns:wps="http://schemas.microsoft.com/office/word/2010/wordprocessingShape" mc:Ignorable="w14 w15 w16se w16cid w16 w16cex w16sdtdh w16sdtfl w16du wp14">
   <w:abstractNum w:abstractNumId="0" w15:restartNumberingAfterBreak="0">
@@ -560,6 +435,155 @@
     </w:lvl>
   </w:abstractNum>
   <w:abstractNum w:abstractNumId="2" w15:restartNumberingAfterBreak="0">
+    <w:nsid w:val="607B1BA0"/>
+    <w:multiLevelType w:val="multilevel"/>
+    <w:tmpl w:val="1B20F44A"/>
+    <w:lvl w:ilvl="0">
+      <w:start w:val="1"/>
+      <w:numFmt w:val="bullet"/>
+      <w:lvlText w:val=""/>
+      <w:lvlJc w:val="left"/>
+      <w:pPr>
+        <w:tabs>
+          <w:tab w:val="num" w:pos="720"/>
+        </w:tabs>
+        <w:ind w:left="720" w:hanging="360"/>
+      </w:pPr>
+      <w:rPr>
+        <w:rFonts w:ascii="Symbol" w:hAnsi="Symbol" w:hint="default"/>
+        <w:sz w:val="20"/>
+      </w:rPr>
+    </w:lvl>
+    <w:lvl w:ilvl="1" w:tentative="1">
+      <w:start w:val="1"/>
+      <w:numFmt w:val="bullet"/>
+      <w:lvlText w:val="o"/>
+      <w:lvlJc w:val="left"/>
+      <w:pPr>
+        <w:tabs>
+          <w:tab w:val="num" w:pos="1440"/>
+        </w:tabs>
+        <w:ind w:left="1440" w:hanging="360"/>
+      </w:pPr>
+      <w:rPr>
+        <w:rFonts w:ascii="Courier New" w:hAnsi="Courier New" w:hint="default"/>
+        <w:sz w:val="20"/>
+      </w:rPr>
+    </w:lvl>
+    <w:lvl w:ilvl="2" w:tentative="1">
+      <w:start w:val="1"/>
+      <w:numFmt w:val="bullet"/>
+      <w:lvlText w:val=""/>
+      <w:lvlJc w:val="left"/>
+      <w:pPr>
+        <w:tabs>
+          <w:tab w:val="num" w:pos="2160"/>
+        </w:tabs>
+        <w:ind w:left="2160" w:hanging="360"/>
+      </w:pPr>
+      <w:rPr>
+        <w:rFonts w:ascii="Wingdings" w:hAnsi="Wingdings" w:hint="default"/>
+        <w:sz w:val="20"/>
+      </w:rPr>
+    </w:lvl>
+    <w:lvl w:ilvl="3" w:tentative="1">
+      <w:start w:val="1"/>
+      <w:numFmt w:val="bullet"/>
+      <w:lvlText w:val=""/>
+      <w:lvlJc w:val="left"/>
+      <w:pPr>
+        <w:tabs>
+          <w:tab w:val="num" w:pos="2880"/>
+        </w:tabs>
+        <w:ind w:left="2880" w:hanging="360"/>
+      </w:pPr>
+      <w:rPr>
+        <w:rFonts w:ascii="Wingdings" w:hAnsi="Wingdings" w:hint="default"/>
+        <w:sz w:val="20"/>
+      </w:rPr>
+    </w:lvl>
+    <w:lvl w:ilvl="4" w:tentative="1">
+      <w:start w:val="1"/>
+      <w:numFmt w:val="bullet"/>
+      <w:lvlText w:val=""/>
+      <w:lvlJc w:val="left"/>
+      <w:pPr>
+        <w:tabs>
+          <w:tab w:val="num" w:pos="3600"/>
+        </w:tabs>
+        <w:ind w:left="3600" w:hanging="360"/>
+      </w:pPr>
+      <w:rPr>
+        <w:rFonts w:ascii="Wingdings" w:hAnsi="Wingdings" w:hint="default"/>
+        <w:sz w:val="20"/>
+      </w:rPr>
+    </w:lvl>
+    <w:lvl w:ilvl="5" w:tentative="1">
+      <w:start w:val="1"/>
+      <w:numFmt w:val="bullet"/>
+      <w:lvlText w:val=""/>
+      <w:lvlJc w:val="left"/>
+      <w:pPr>
+        <w:tabs>
+          <w:tab w:val="num" w:pos="4320"/>
+        </w:tabs>
+        <w:ind w:left="4320" w:hanging="360"/>
+      </w:pPr>
+      <w:rPr>
+        <w:rFonts w:ascii="Wingdings" w:hAnsi="Wingdings" w:hint="default"/>
+        <w:sz w:val="20"/>
+      </w:rPr>
+    </w:lvl>
+    <w:lvl w:ilvl="6" w:tentative="1">
+      <w:start w:val="1"/>
+      <w:numFmt w:val="bullet"/>
+      <w:lvlText w:val=""/>
+      <w:lvlJc w:val="left"/>
+      <w:pPr>
+        <w:tabs>
+          <w:tab w:val="num" w:pos="5040"/>
+        </w:tabs>
+        <w:ind w:left="5040" w:hanging="360"/>
+      </w:pPr>
+      <w:rPr>
+        <w:rFonts w:ascii="Wingdings" w:hAnsi="Wingdings" w:hint="default"/>
+        <w:sz w:val="20"/>
+      </w:rPr>
+    </w:lvl>
+    <w:lvl w:ilvl="7" w:tentative="1">
+      <w:start w:val="1"/>
+      <w:numFmt w:val="bullet"/>
+      <w:lvlText w:val=""/>
+      <w:lvlJc w:val="left"/>
+      <w:pPr>
+        <w:tabs>
+          <w:tab w:val="num" w:pos="5760"/>
+        </w:tabs>
+        <w:ind w:left="5760" w:hanging="360"/>
+      </w:pPr>
+      <w:rPr>
+        <w:rFonts w:ascii="Wingdings" w:hAnsi="Wingdings" w:hint="default"/>
+        <w:sz w:val="20"/>
+      </w:rPr>
+    </w:lvl>
+    <w:lvl w:ilvl="8" w:tentative="1">
+      <w:start w:val="1"/>
+      <w:numFmt w:val="bullet"/>
+      <w:lvlText w:val=""/>
+      <w:lvlJc w:val="left"/>
+      <w:pPr>
+        <w:tabs>
+          <w:tab w:val="num" w:pos="6480"/>
+        </w:tabs>
+        <w:ind w:left="6480" w:hanging="360"/>
+      </w:pPr>
+      <w:rPr>
+        <w:rFonts w:ascii="Wingdings" w:hAnsi="Wingdings" w:hint="default"/>
+        <w:sz w:val="20"/>
+      </w:rPr>
+    </w:lvl>
+  </w:abstractNum>
+  <w:abstractNum w:abstractNumId="3" w15:restartNumberingAfterBreak="0">
     <w:nsid w:val="6A3A7320"/>
     <w:multiLevelType w:val="multilevel"/>
     <w:tmpl w:val="E8A217E2"/>
@@ -709,13 +733,16 @@
     </w:lvl>
   </w:abstractNum>
   <w:num w:numId="1" w16cid:durableId="1237590035">
-    <w:abstractNumId w:val="2"/>
+    <w:abstractNumId w:val="3"/>
   </w:num>
   <w:num w:numId="2" w16cid:durableId="914704524">
     <w:abstractNumId w:val="1"/>
   </w:num>
   <w:num w:numId="3" w16cid:durableId="1412004048">
     <w:abstractNumId w:val="0"/>
+  </w:num>
+  <w:num w:numId="4" w16cid:durableId="609241663">
+    <w:abstractNumId w:val="2"/>
   </w:num>
 </w:numbering>
 </file>
@@ -1327,7 +1354,6 @@
   <w:style w:type="character" w:default="1" w:styleId="DefaultParagraphFont">
     <w:name w:val="Default Paragraph Font"/>
     <w:uiPriority w:val="1"/>
-    <w:semiHidden/>
     <w:unhideWhenUsed/>
   </w:style>
   <w:style w:type="table" w:default="1" w:styleId="TableNormal">
@@ -1652,6 +1678,56 @@
       <w:smallCaps/>
       <w:color w:val="0F4761" w:themeColor="accent1" w:themeShade="BF"/>
       <w:spacing w:val="5"/>
+    </w:rPr>
+  </w:style>
+  <w:style w:type="paragraph" w:styleId="Header">
+    <w:name w:val="header"/>
+    <w:basedOn w:val="Normal"/>
+    <w:link w:val="HeaderChar"/>
+    <w:uiPriority w:val="99"/>
+    <w:unhideWhenUsed/>
+    <w:rsid w:val="00575C9D"/>
+    <w:pPr>
+      <w:tabs>
+        <w:tab w:val="center" w:pos="4513"/>
+        <w:tab w:val="right" w:pos="9026"/>
+      </w:tabs>
+      <w:spacing w:after="0" w:line="240" w:lineRule="auto"/>
+    </w:pPr>
+  </w:style>
+  <w:style w:type="character" w:customStyle="1" w:styleId="HeaderChar">
+    <w:name w:val="Header Char"/>
+    <w:basedOn w:val="DefaultParagraphFont"/>
+    <w:link w:val="Header"/>
+    <w:uiPriority w:val="99"/>
+    <w:rsid w:val="00575C9D"/>
+    <w:rPr>
+      <w:lang w:val="en-NZ"/>
+    </w:rPr>
+  </w:style>
+  <w:style w:type="paragraph" w:styleId="Footer">
+    <w:name w:val="footer"/>
+    <w:basedOn w:val="Normal"/>
+    <w:link w:val="FooterChar"/>
+    <w:uiPriority w:val="99"/>
+    <w:unhideWhenUsed/>
+    <w:rsid w:val="00575C9D"/>
+    <w:pPr>
+      <w:tabs>
+        <w:tab w:val="center" w:pos="4513"/>
+        <w:tab w:val="right" w:pos="9026"/>
+      </w:tabs>
+      <w:spacing w:after="0" w:line="240" w:lineRule="auto"/>
+    </w:pPr>
+  </w:style>
+  <w:style w:type="character" w:customStyle="1" w:styleId="FooterChar">
+    <w:name w:val="Footer Char"/>
+    <w:basedOn w:val="DefaultParagraphFont"/>
+    <w:link w:val="Footer"/>
+    <w:uiPriority w:val="99"/>
+    <w:rsid w:val="00575C9D"/>
+    <w:rPr>
+      <w:lang w:val="en-NZ"/>
     </w:rPr>
   </w:style>
 </w:styles>

--- a/04-Development-and-Quality-Assurance/Poster/Sections/03 Objectives.docx
+++ b/04-Development-and-Quality-Assurance/Poster/Sections/03 Objectives.docx
@@ -111,8 +111,106 @@
         <w:t>Follow the Software Testing Life Cycle (STLC) methodology.</w:t>
       </w:r>
     </w:p>
+    <w:p/>
+    <w:p>
+      <w:r>
+        <w:t>summarised</w:t>
+      </w:r>
+      <w:r>
+        <w:t xml:space="preserve"> version:</w:t>
+      </w:r>
+      <w:r>
+        <w:t xml:space="preserve"> </w:t>
+      </w:r>
+    </w:p>
+    <w:p>
+      <w:r>
+        <w:t>Network performance tests</w:t>
+      </w:r>
+      <w:r>
+        <w:t xml:space="preserve"> compared</w:t>
+      </w:r>
+      <w:r>
+        <w:t xml:space="preserve"> Ubuntu, Fedora, </w:t>
+      </w:r>
+      <w:r>
+        <w:t xml:space="preserve">and Kali Linux as software routers in a 4-computer </w:t>
+      </w:r>
+      <w:r>
+        <w:t xml:space="preserve">daisy-chain network topology </w:t>
+      </w:r>
+      <w:r>
+        <w:t>(2 clients, 2 routers) (Figure 2).</w:t>
+      </w:r>
+    </w:p>
+    <w:p>
+      <w:r>
+        <w:t>The evaluation will:</w:t>
+      </w:r>
+    </w:p>
+    <w:p>
+      <w:pPr>
+        <w:pStyle w:val="ListParagraph"/>
+        <w:numPr>
+          <w:ilvl w:val="0"/>
+          <w:numId w:val="5"/>
+        </w:numPr>
+      </w:pPr>
+      <w:r>
+        <w:t xml:space="preserve">Generate TCP/UDP traffic over IPv4 and IPv6 </w:t>
+      </w:r>
+      <w:r>
+        <w:t>using D-ITG.</w:t>
+      </w:r>
+    </w:p>
+    <w:p>
+      <w:pPr>
+        <w:pStyle w:val="ListParagraph"/>
+        <w:numPr>
+          <w:ilvl w:val="0"/>
+          <w:numId w:val="5"/>
+        </w:numPr>
+      </w:pPr>
+      <w:r>
+        <w:t>Measure throughput, delay, jitter, and packet loss</w:t>
+      </w:r>
+      <w:r>
+        <w:t>.</w:t>
+      </w:r>
+    </w:p>
+    <w:p>
+      <w:pPr>
+        <w:pStyle w:val="ListParagraph"/>
+        <w:numPr>
+          <w:ilvl w:val="0"/>
+          <w:numId w:val="5"/>
+        </w:numPr>
+      </w:pPr>
+      <w:r>
+        <w:t>Test with packet sizes ranging from 128 byes to 1536 bytes.</w:t>
+      </w:r>
+    </w:p>
+    <w:p w14:noSpellErr="1">
+      <w:pPr>
+        <w:pStyle w:val="ListParagraph"/>
+        <w:numPr>
+          <w:ilvl w:val="0"/>
+          <w:numId w:val="5"/>
+        </w:numPr>
+        <w:rPr/>
+      </w:pPr>
+      <w:r>
+        <w:rPr/>
+        <w:t xml:space="preserve">Requires a minimum of ten runs per evaluation. </w:t>
+      </w:r>
+      <w:r>
+        <w:rPr/>
+        <w:t xml:space="preserve"> </w:t>
+      </w:r>
+    </w:p>
+    <w:p/>
     <w:sectPr>
-      <w:pgSz w:w="12240" w:h="15840"/>
+      <w:pgSz w:w="12240" w:h="15840" w:orient="portrait"/>
       <w:pgMar w:top="1440" w:right="1440" w:bottom="1440" w:left="1440" w:header="720" w:footer="720" w:gutter="0"/>
       <w:cols w:space="720"/>
       <w:docGrid w:linePitch="360"/>
@@ -185,7 +283,7 @@
         <w:ind w:left="720" w:hanging="360"/>
       </w:pPr>
       <w:rPr>
-        <w:rFonts w:ascii="Aptos" w:eastAsiaTheme="minorHAnsi" w:hAnsi="Aptos" w:cstheme="minorBidi" w:hint="default"/>
+        <w:rFonts w:hint="default" w:ascii="Aptos" w:hAnsi="Aptos" w:eastAsiaTheme="minorHAnsi" w:cstheme="minorBidi"/>
       </w:rPr>
     </w:lvl>
     <w:lvl w:ilvl="1" w:tplc="14090003" w:tentative="1">
@@ -197,7 +295,7 @@
         <w:ind w:left="1440" w:hanging="360"/>
       </w:pPr>
       <w:rPr>
-        <w:rFonts w:ascii="Courier New" w:hAnsi="Courier New" w:cs="Courier New" w:hint="default"/>
+        <w:rFonts w:hint="default" w:ascii="Courier New" w:hAnsi="Courier New" w:cs="Courier New"/>
       </w:rPr>
     </w:lvl>
     <w:lvl w:ilvl="2" w:tplc="14090005" w:tentative="1">
@@ -209,7 +307,7 @@
         <w:ind w:left="2160" w:hanging="360"/>
       </w:pPr>
       <w:rPr>
-        <w:rFonts w:ascii="Wingdings" w:hAnsi="Wingdings" w:hint="default"/>
+        <w:rFonts w:hint="default" w:ascii="Wingdings" w:hAnsi="Wingdings"/>
       </w:rPr>
     </w:lvl>
     <w:lvl w:ilvl="3" w:tplc="14090001" w:tentative="1">
@@ -221,7 +319,7 @@
         <w:ind w:left="2880" w:hanging="360"/>
       </w:pPr>
       <w:rPr>
-        <w:rFonts w:ascii="Symbol" w:hAnsi="Symbol" w:hint="default"/>
+        <w:rFonts w:hint="default" w:ascii="Symbol" w:hAnsi="Symbol"/>
       </w:rPr>
     </w:lvl>
     <w:lvl w:ilvl="4" w:tplc="14090003" w:tentative="1">
@@ -233,7 +331,7 @@
         <w:ind w:left="3600" w:hanging="360"/>
       </w:pPr>
       <w:rPr>
-        <w:rFonts w:ascii="Courier New" w:hAnsi="Courier New" w:cs="Courier New" w:hint="default"/>
+        <w:rFonts w:hint="default" w:ascii="Courier New" w:hAnsi="Courier New" w:cs="Courier New"/>
       </w:rPr>
     </w:lvl>
     <w:lvl w:ilvl="5" w:tplc="14090005" w:tentative="1">
@@ -245,7 +343,7 @@
         <w:ind w:left="4320" w:hanging="360"/>
       </w:pPr>
       <w:rPr>
-        <w:rFonts w:ascii="Wingdings" w:hAnsi="Wingdings" w:hint="default"/>
+        <w:rFonts w:hint="default" w:ascii="Wingdings" w:hAnsi="Wingdings"/>
       </w:rPr>
     </w:lvl>
     <w:lvl w:ilvl="6" w:tplc="14090001" w:tentative="1">
@@ -257,7 +355,7 @@
         <w:ind w:left="5040" w:hanging="360"/>
       </w:pPr>
       <w:rPr>
-        <w:rFonts w:ascii="Symbol" w:hAnsi="Symbol" w:hint="default"/>
+        <w:rFonts w:hint="default" w:ascii="Symbol" w:hAnsi="Symbol"/>
       </w:rPr>
     </w:lvl>
     <w:lvl w:ilvl="7" w:tplc="14090003" w:tentative="1">
@@ -269,7 +367,7 @@
         <w:ind w:left="5760" w:hanging="360"/>
       </w:pPr>
       <w:rPr>
-        <w:rFonts w:ascii="Courier New" w:hAnsi="Courier New" w:cs="Courier New" w:hint="default"/>
+        <w:rFonts w:hint="default" w:ascii="Courier New" w:hAnsi="Courier New" w:cs="Courier New"/>
       </w:rPr>
     </w:lvl>
     <w:lvl w:ilvl="8" w:tplc="14090005" w:tentative="1">
@@ -281,7 +379,7 @@
         <w:ind w:left="6480" w:hanging="360"/>
       </w:pPr>
       <w:rPr>
-        <w:rFonts w:ascii="Wingdings" w:hAnsi="Wingdings" w:hint="default"/>
+        <w:rFonts w:hint="default" w:ascii="Wingdings" w:hAnsi="Wingdings"/>
       </w:rPr>
     </w:lvl>
   </w:abstractNum>
@@ -301,7 +399,7 @@
         <w:ind w:left="720" w:hanging="360"/>
       </w:pPr>
       <w:rPr>
-        <w:rFonts w:ascii="Symbol" w:hAnsi="Symbol" w:hint="default"/>
+        <w:rFonts w:hint="default" w:ascii="Symbol" w:hAnsi="Symbol"/>
         <w:sz w:val="20"/>
       </w:rPr>
     </w:lvl>
@@ -317,7 +415,7 @@
         <w:ind w:left="1440" w:hanging="360"/>
       </w:pPr>
       <w:rPr>
-        <w:rFonts w:ascii="Symbol" w:hAnsi="Symbol" w:hint="default"/>
+        <w:rFonts w:hint="default" w:ascii="Symbol" w:hAnsi="Symbol"/>
         <w:sz w:val="20"/>
       </w:rPr>
     </w:lvl>
@@ -333,7 +431,7 @@
         <w:ind w:left="2160" w:hanging="360"/>
       </w:pPr>
       <w:rPr>
-        <w:rFonts w:ascii="Symbol" w:hAnsi="Symbol" w:hint="default"/>
+        <w:rFonts w:hint="default" w:ascii="Symbol" w:hAnsi="Symbol"/>
         <w:sz w:val="20"/>
       </w:rPr>
     </w:lvl>
@@ -349,7 +447,7 @@
         <w:ind w:left="2880" w:hanging="360"/>
       </w:pPr>
       <w:rPr>
-        <w:rFonts w:ascii="Symbol" w:hAnsi="Symbol" w:hint="default"/>
+        <w:rFonts w:hint="default" w:ascii="Symbol" w:hAnsi="Symbol"/>
         <w:sz w:val="20"/>
       </w:rPr>
     </w:lvl>
@@ -365,7 +463,7 @@
         <w:ind w:left="3600" w:hanging="360"/>
       </w:pPr>
       <w:rPr>
-        <w:rFonts w:ascii="Symbol" w:hAnsi="Symbol" w:hint="default"/>
+        <w:rFonts w:hint="default" w:ascii="Symbol" w:hAnsi="Symbol"/>
         <w:sz w:val="20"/>
       </w:rPr>
     </w:lvl>
@@ -381,7 +479,7 @@
         <w:ind w:left="4320" w:hanging="360"/>
       </w:pPr>
       <w:rPr>
-        <w:rFonts w:ascii="Symbol" w:hAnsi="Symbol" w:hint="default"/>
+        <w:rFonts w:hint="default" w:ascii="Symbol" w:hAnsi="Symbol"/>
         <w:sz w:val="20"/>
       </w:rPr>
     </w:lvl>
@@ -397,7 +495,7 @@
         <w:ind w:left="5040" w:hanging="360"/>
       </w:pPr>
       <w:rPr>
-        <w:rFonts w:ascii="Symbol" w:hAnsi="Symbol" w:hint="default"/>
+        <w:rFonts w:hint="default" w:ascii="Symbol" w:hAnsi="Symbol"/>
         <w:sz w:val="20"/>
       </w:rPr>
     </w:lvl>
@@ -413,7 +511,7 @@
         <w:ind w:left="5760" w:hanging="360"/>
       </w:pPr>
       <w:rPr>
-        <w:rFonts w:ascii="Symbol" w:hAnsi="Symbol" w:hint="default"/>
+        <w:rFonts w:hint="default" w:ascii="Symbol" w:hAnsi="Symbol"/>
         <w:sz w:val="20"/>
       </w:rPr>
     </w:lvl>
@@ -429,7 +527,7 @@
         <w:ind w:left="6480" w:hanging="360"/>
       </w:pPr>
       <w:rPr>
-        <w:rFonts w:ascii="Symbol" w:hAnsi="Symbol" w:hint="default"/>
+        <w:rFonts w:hint="default" w:ascii="Symbol" w:hAnsi="Symbol"/>
         <w:sz w:val="20"/>
       </w:rPr>
     </w:lvl>
@@ -450,7 +548,7 @@
         <w:ind w:left="720" w:hanging="360"/>
       </w:pPr>
       <w:rPr>
-        <w:rFonts w:ascii="Symbol" w:hAnsi="Symbol" w:hint="default"/>
+        <w:rFonts w:hint="default" w:ascii="Symbol" w:hAnsi="Symbol"/>
         <w:sz w:val="20"/>
       </w:rPr>
     </w:lvl>
@@ -466,7 +564,7 @@
         <w:ind w:left="1440" w:hanging="360"/>
       </w:pPr>
       <w:rPr>
-        <w:rFonts w:ascii="Courier New" w:hAnsi="Courier New" w:hint="default"/>
+        <w:rFonts w:hint="default" w:ascii="Courier New" w:hAnsi="Courier New"/>
         <w:sz w:val="20"/>
       </w:rPr>
     </w:lvl>
@@ -482,7 +580,7 @@
         <w:ind w:left="2160" w:hanging="360"/>
       </w:pPr>
       <w:rPr>
-        <w:rFonts w:ascii="Wingdings" w:hAnsi="Wingdings" w:hint="default"/>
+        <w:rFonts w:hint="default" w:ascii="Wingdings" w:hAnsi="Wingdings"/>
         <w:sz w:val="20"/>
       </w:rPr>
     </w:lvl>
@@ -498,7 +596,7 @@
         <w:ind w:left="2880" w:hanging="360"/>
       </w:pPr>
       <w:rPr>
-        <w:rFonts w:ascii="Wingdings" w:hAnsi="Wingdings" w:hint="default"/>
+        <w:rFonts w:hint="default" w:ascii="Wingdings" w:hAnsi="Wingdings"/>
         <w:sz w:val="20"/>
       </w:rPr>
     </w:lvl>
@@ -514,7 +612,7 @@
         <w:ind w:left="3600" w:hanging="360"/>
       </w:pPr>
       <w:rPr>
-        <w:rFonts w:ascii="Wingdings" w:hAnsi="Wingdings" w:hint="default"/>
+        <w:rFonts w:hint="default" w:ascii="Wingdings" w:hAnsi="Wingdings"/>
         <w:sz w:val="20"/>
       </w:rPr>
     </w:lvl>
@@ -530,7 +628,7 @@
         <w:ind w:left="4320" w:hanging="360"/>
       </w:pPr>
       <w:rPr>
-        <w:rFonts w:ascii="Wingdings" w:hAnsi="Wingdings" w:hint="default"/>
+        <w:rFonts w:hint="default" w:ascii="Wingdings" w:hAnsi="Wingdings"/>
         <w:sz w:val="20"/>
       </w:rPr>
     </w:lvl>
@@ -546,7 +644,7 @@
         <w:ind w:left="5040" w:hanging="360"/>
       </w:pPr>
       <w:rPr>
-        <w:rFonts w:ascii="Wingdings" w:hAnsi="Wingdings" w:hint="default"/>
+        <w:rFonts w:hint="default" w:ascii="Wingdings" w:hAnsi="Wingdings"/>
         <w:sz w:val="20"/>
       </w:rPr>
     </w:lvl>
@@ -562,7 +660,7 @@
         <w:ind w:left="5760" w:hanging="360"/>
       </w:pPr>
       <w:rPr>
-        <w:rFonts w:ascii="Wingdings" w:hAnsi="Wingdings" w:hint="default"/>
+        <w:rFonts w:hint="default" w:ascii="Wingdings" w:hAnsi="Wingdings"/>
         <w:sz w:val="20"/>
       </w:rPr>
     </w:lvl>
@@ -578,7 +676,7 @@
         <w:ind w:left="6480" w:hanging="360"/>
       </w:pPr>
       <w:rPr>
-        <w:rFonts w:ascii="Wingdings" w:hAnsi="Wingdings" w:hint="default"/>
+        <w:rFonts w:hint="default" w:ascii="Wingdings" w:hAnsi="Wingdings"/>
         <w:sz w:val="20"/>
       </w:rPr>
     </w:lvl>
@@ -599,7 +697,7 @@
         <w:ind w:left="720" w:hanging="360"/>
       </w:pPr>
       <w:rPr>
-        <w:rFonts w:ascii="Symbol" w:hAnsi="Symbol" w:hint="default"/>
+        <w:rFonts w:hint="default" w:ascii="Symbol" w:hAnsi="Symbol"/>
         <w:sz w:val="20"/>
       </w:rPr>
     </w:lvl>
@@ -615,7 +713,7 @@
         <w:ind w:left="1440" w:hanging="360"/>
       </w:pPr>
       <w:rPr>
-        <w:rFonts w:ascii="Symbol" w:hAnsi="Symbol" w:hint="default"/>
+        <w:rFonts w:hint="default" w:ascii="Symbol" w:hAnsi="Symbol"/>
         <w:sz w:val="20"/>
       </w:rPr>
     </w:lvl>
@@ -631,7 +729,7 @@
         <w:ind w:left="2160" w:hanging="360"/>
       </w:pPr>
       <w:rPr>
-        <w:rFonts w:ascii="Symbol" w:hAnsi="Symbol" w:hint="default"/>
+        <w:rFonts w:hint="default" w:ascii="Symbol" w:hAnsi="Symbol"/>
         <w:sz w:val="20"/>
       </w:rPr>
     </w:lvl>
@@ -647,7 +745,7 @@
         <w:ind w:left="2880" w:hanging="360"/>
       </w:pPr>
       <w:rPr>
-        <w:rFonts w:ascii="Symbol" w:hAnsi="Symbol" w:hint="default"/>
+        <w:rFonts w:hint="default" w:ascii="Symbol" w:hAnsi="Symbol"/>
         <w:sz w:val="20"/>
       </w:rPr>
     </w:lvl>
@@ -663,7 +761,7 @@
         <w:ind w:left="3600" w:hanging="360"/>
       </w:pPr>
       <w:rPr>
-        <w:rFonts w:ascii="Symbol" w:hAnsi="Symbol" w:hint="default"/>
+        <w:rFonts w:hint="default" w:ascii="Symbol" w:hAnsi="Symbol"/>
         <w:sz w:val="20"/>
       </w:rPr>
     </w:lvl>
@@ -679,7 +777,7 @@
         <w:ind w:left="4320" w:hanging="360"/>
       </w:pPr>
       <w:rPr>
-        <w:rFonts w:ascii="Symbol" w:hAnsi="Symbol" w:hint="default"/>
+        <w:rFonts w:hint="default" w:ascii="Symbol" w:hAnsi="Symbol"/>
         <w:sz w:val="20"/>
       </w:rPr>
     </w:lvl>
@@ -695,7 +793,7 @@
         <w:ind w:left="5040" w:hanging="360"/>
       </w:pPr>
       <w:rPr>
-        <w:rFonts w:ascii="Symbol" w:hAnsi="Symbol" w:hint="default"/>
+        <w:rFonts w:hint="default" w:ascii="Symbol" w:hAnsi="Symbol"/>
         <w:sz w:val="20"/>
       </w:rPr>
     </w:lvl>
@@ -711,7 +809,7 @@
         <w:ind w:left="5760" w:hanging="360"/>
       </w:pPr>
       <w:rPr>
-        <w:rFonts w:ascii="Symbol" w:hAnsi="Symbol" w:hint="default"/>
+        <w:rFonts w:hint="default" w:ascii="Symbol" w:hAnsi="Symbol"/>
         <w:sz w:val="20"/>
       </w:rPr>
     </w:lvl>
@@ -727,8 +825,121 @@
         <w:ind w:left="6480" w:hanging="360"/>
       </w:pPr>
       <w:rPr>
-        <w:rFonts w:ascii="Symbol" w:hAnsi="Symbol" w:hint="default"/>
-        <w:sz w:val="20"/>
+        <w:rFonts w:hint="default" w:ascii="Symbol" w:hAnsi="Symbol"/>
+        <w:sz w:val="20"/>
+      </w:rPr>
+    </w:lvl>
+  </w:abstractNum>
+  <w:abstractNum w:abstractNumId="4" w15:restartNumberingAfterBreak="0">
+    <w:nsid w:val="7DA16785"/>
+    <w:multiLevelType w:val="hybridMultilevel"/>
+    <w:tmpl w:val="6A56F5F6"/>
+    <w:lvl w:ilvl="0" w:tplc="0C090001">
+      <w:start w:val="1"/>
+      <w:numFmt w:val="bullet"/>
+      <w:lvlText w:val=""/>
+      <w:lvlJc w:val="left"/>
+      <w:pPr>
+        <w:ind w:left="720" w:hanging="360"/>
+      </w:pPr>
+      <w:rPr>
+        <w:rFonts w:hint="default" w:ascii="Symbol" w:hAnsi="Symbol"/>
+      </w:rPr>
+    </w:lvl>
+    <w:lvl w:ilvl="1" w:tplc="0C090003" w:tentative="1">
+      <w:start w:val="1"/>
+      <w:numFmt w:val="bullet"/>
+      <w:lvlText w:val="o"/>
+      <w:lvlJc w:val="left"/>
+      <w:pPr>
+        <w:ind w:left="1440" w:hanging="360"/>
+      </w:pPr>
+      <w:rPr>
+        <w:rFonts w:hint="default" w:ascii="Courier New" w:hAnsi="Courier New" w:cs="Courier New"/>
+      </w:rPr>
+    </w:lvl>
+    <w:lvl w:ilvl="2" w:tplc="0C090005" w:tentative="1">
+      <w:start w:val="1"/>
+      <w:numFmt w:val="bullet"/>
+      <w:lvlText w:val=""/>
+      <w:lvlJc w:val="left"/>
+      <w:pPr>
+        <w:ind w:left="2160" w:hanging="360"/>
+      </w:pPr>
+      <w:rPr>
+        <w:rFonts w:hint="default" w:ascii="Wingdings" w:hAnsi="Wingdings"/>
+      </w:rPr>
+    </w:lvl>
+    <w:lvl w:ilvl="3" w:tplc="0C090001" w:tentative="1">
+      <w:start w:val="1"/>
+      <w:numFmt w:val="bullet"/>
+      <w:lvlText w:val=""/>
+      <w:lvlJc w:val="left"/>
+      <w:pPr>
+        <w:ind w:left="2880" w:hanging="360"/>
+      </w:pPr>
+      <w:rPr>
+        <w:rFonts w:hint="default" w:ascii="Symbol" w:hAnsi="Symbol"/>
+      </w:rPr>
+    </w:lvl>
+    <w:lvl w:ilvl="4" w:tplc="0C090003" w:tentative="1">
+      <w:start w:val="1"/>
+      <w:numFmt w:val="bullet"/>
+      <w:lvlText w:val="o"/>
+      <w:lvlJc w:val="left"/>
+      <w:pPr>
+        <w:ind w:left="3600" w:hanging="360"/>
+      </w:pPr>
+      <w:rPr>
+        <w:rFonts w:hint="default" w:ascii="Courier New" w:hAnsi="Courier New" w:cs="Courier New"/>
+      </w:rPr>
+    </w:lvl>
+    <w:lvl w:ilvl="5" w:tplc="0C090005" w:tentative="1">
+      <w:start w:val="1"/>
+      <w:numFmt w:val="bullet"/>
+      <w:lvlText w:val=""/>
+      <w:lvlJc w:val="left"/>
+      <w:pPr>
+        <w:ind w:left="4320" w:hanging="360"/>
+      </w:pPr>
+      <w:rPr>
+        <w:rFonts w:hint="default" w:ascii="Wingdings" w:hAnsi="Wingdings"/>
+      </w:rPr>
+    </w:lvl>
+    <w:lvl w:ilvl="6" w:tplc="0C090001" w:tentative="1">
+      <w:start w:val="1"/>
+      <w:numFmt w:val="bullet"/>
+      <w:lvlText w:val=""/>
+      <w:lvlJc w:val="left"/>
+      <w:pPr>
+        <w:ind w:left="5040" w:hanging="360"/>
+      </w:pPr>
+      <w:rPr>
+        <w:rFonts w:hint="default" w:ascii="Symbol" w:hAnsi="Symbol"/>
+      </w:rPr>
+    </w:lvl>
+    <w:lvl w:ilvl="7" w:tplc="0C090003" w:tentative="1">
+      <w:start w:val="1"/>
+      <w:numFmt w:val="bullet"/>
+      <w:lvlText w:val="o"/>
+      <w:lvlJc w:val="left"/>
+      <w:pPr>
+        <w:ind w:left="5760" w:hanging="360"/>
+      </w:pPr>
+      <w:rPr>
+        <w:rFonts w:hint="default" w:ascii="Courier New" w:hAnsi="Courier New" w:cs="Courier New"/>
+      </w:rPr>
+    </w:lvl>
+    <w:lvl w:ilvl="8" w:tplc="0C090005" w:tentative="1">
+      <w:start w:val="1"/>
+      <w:numFmt w:val="bullet"/>
+      <w:lvlText w:val=""/>
+      <w:lvlJc w:val="left"/>
+      <w:pPr>
+        <w:ind w:left="6480" w:hanging="360"/>
+      </w:pPr>
+      <w:rPr>
+        <w:rFonts w:hint="default" w:ascii="Wingdings" w:hAnsi="Wingdings"/>
       </w:rPr>
     </w:lvl>
   </w:abstractNum>
@@ -744,6 +955,9 @@
   <w:num w:numId="4" w16cid:durableId="609241663">
     <w:abstractNumId w:val="2"/>
   </w:num>
+  <w:num w:numId="5" w16cid:durableId="1836801783">
+    <w:abstractNumId w:val="4"/>
+  </w:num>
 </w:numbering>
 </file>
 
@@ -752,7 +966,7 @@
   <w:docDefaults>
     <w:rPrDefault>
       <w:rPr>
-        <w:rFonts w:asciiTheme="minorHAnsi" w:eastAsiaTheme="minorHAnsi" w:hAnsiTheme="minorHAnsi" w:cstheme="minorBidi"/>
+        <w:rFonts w:asciiTheme="minorHAnsi" w:hAnsiTheme="minorHAnsi" w:eastAsiaTheme="minorHAnsi" w:cstheme="minorBidi"/>
         <w:kern w:val="2"/>
         <w:sz w:val="24"/>
         <w:szCs w:val="24"/>
@@ -769,14 +983,14 @@
   <w:latentStyles w:defLockedState="0" w:defUIPriority="99" w:defSemiHidden="0" w:defUnhideWhenUsed="0" w:defQFormat="0" w:count="376">
     <w:lsdException w:name="Normal" w:uiPriority="0" w:qFormat="1"/>
     <w:lsdException w:name="heading 1" w:uiPriority="9" w:qFormat="1"/>
-    <w:lsdException w:name="heading 2" w:semiHidden="1" w:uiPriority="9" w:unhideWhenUsed="1" w:qFormat="1"/>
-    <w:lsdException w:name="heading 3" w:semiHidden="1" w:uiPriority="9" w:unhideWhenUsed="1" w:qFormat="1"/>
-    <w:lsdException w:name="heading 4" w:semiHidden="1" w:uiPriority="9" w:unhideWhenUsed="1" w:qFormat="1"/>
-    <w:lsdException w:name="heading 5" w:semiHidden="1" w:uiPriority="9" w:unhideWhenUsed="1" w:qFormat="1"/>
-    <w:lsdException w:name="heading 6" w:semiHidden="1" w:uiPriority="9" w:unhideWhenUsed="1" w:qFormat="1"/>
-    <w:lsdException w:name="heading 7" w:semiHidden="1" w:uiPriority="9" w:unhideWhenUsed="1" w:qFormat="1"/>
-    <w:lsdException w:name="heading 8" w:semiHidden="1" w:uiPriority="9" w:unhideWhenUsed="1" w:qFormat="1"/>
-    <w:lsdException w:name="heading 9" w:semiHidden="1" w:uiPriority="9" w:unhideWhenUsed="1" w:qFormat="1"/>
+    <w:lsdException w:name="heading 2" w:uiPriority="9" w:semiHidden="1" w:unhideWhenUsed="1" w:qFormat="1"/>
+    <w:lsdException w:name="heading 3" w:uiPriority="9" w:semiHidden="1" w:unhideWhenUsed="1" w:qFormat="1"/>
+    <w:lsdException w:name="heading 4" w:uiPriority="9" w:semiHidden="1" w:unhideWhenUsed="1" w:qFormat="1"/>
+    <w:lsdException w:name="heading 5" w:uiPriority="9" w:semiHidden="1" w:unhideWhenUsed="1" w:qFormat="1"/>
+    <w:lsdException w:name="heading 6" w:uiPriority="9" w:semiHidden="1" w:unhideWhenUsed="1" w:qFormat="1"/>
+    <w:lsdException w:name="heading 7" w:uiPriority="9" w:semiHidden="1" w:unhideWhenUsed="1" w:qFormat="1"/>
+    <w:lsdException w:name="heading 8" w:uiPriority="9" w:semiHidden="1" w:unhideWhenUsed="1" w:qFormat="1"/>
+    <w:lsdException w:name="heading 9" w:uiPriority="9" w:semiHidden="1" w:unhideWhenUsed="1" w:qFormat="1"/>
     <w:lsdException w:name="index 1" w:semiHidden="1" w:unhideWhenUsed="1"/>
     <w:lsdException w:name="index 2" w:semiHidden="1" w:unhideWhenUsed="1"/>
     <w:lsdException w:name="index 3" w:semiHidden="1" w:unhideWhenUsed="1"/>
@@ -786,22 +1000,22 @@
     <w:lsdException w:name="index 7" w:semiHidden="1" w:unhideWhenUsed="1"/>
     <w:lsdException w:name="index 8" w:semiHidden="1" w:unhideWhenUsed="1"/>
     <w:lsdException w:name="index 9" w:semiHidden="1" w:unhideWhenUsed="1"/>
-    <w:lsdException w:name="toc 1" w:semiHidden="1" w:uiPriority="39" w:unhideWhenUsed="1"/>
-    <w:lsdException w:name="toc 2" w:semiHidden="1" w:uiPriority="39" w:unhideWhenUsed="1"/>
-    <w:lsdException w:name="toc 3" w:semiHidden="1" w:uiPriority="39" w:unhideWhenUsed="1"/>
-    <w:lsdException w:name="toc 4" w:semiHidden="1" w:uiPriority="39" w:unhideWhenUsed="1"/>
-    <w:lsdException w:name="toc 5" w:semiHidden="1" w:uiPriority="39" w:unhideWhenUsed="1"/>
-    <w:lsdException w:name="toc 6" w:semiHidden="1" w:uiPriority="39" w:unhideWhenUsed="1"/>
-    <w:lsdException w:name="toc 7" w:semiHidden="1" w:uiPriority="39" w:unhideWhenUsed="1"/>
-    <w:lsdException w:name="toc 8" w:semiHidden="1" w:uiPriority="39" w:unhideWhenUsed="1"/>
-    <w:lsdException w:name="toc 9" w:semiHidden="1" w:uiPriority="39" w:unhideWhenUsed="1"/>
+    <w:lsdException w:name="toc 1" w:uiPriority="39" w:semiHidden="1" w:unhideWhenUsed="1"/>
+    <w:lsdException w:name="toc 2" w:uiPriority="39" w:semiHidden="1" w:unhideWhenUsed="1"/>
+    <w:lsdException w:name="toc 3" w:uiPriority="39" w:semiHidden="1" w:unhideWhenUsed="1"/>
+    <w:lsdException w:name="toc 4" w:uiPriority="39" w:semiHidden="1" w:unhideWhenUsed="1"/>
+    <w:lsdException w:name="toc 5" w:uiPriority="39" w:semiHidden="1" w:unhideWhenUsed="1"/>
+    <w:lsdException w:name="toc 6" w:uiPriority="39" w:semiHidden="1" w:unhideWhenUsed="1"/>
+    <w:lsdException w:name="toc 7" w:uiPriority="39" w:semiHidden="1" w:unhideWhenUsed="1"/>
+    <w:lsdException w:name="toc 8" w:uiPriority="39" w:semiHidden="1" w:unhideWhenUsed="1"/>
+    <w:lsdException w:name="toc 9" w:uiPriority="39" w:semiHidden="1" w:unhideWhenUsed="1"/>
     <w:lsdException w:name="Normal Indent" w:semiHidden="1" w:unhideWhenUsed="1"/>
     <w:lsdException w:name="footnote text" w:semiHidden="1" w:unhideWhenUsed="1"/>
     <w:lsdException w:name="annotation text" w:semiHidden="1" w:unhideWhenUsed="1"/>
     <w:lsdException w:name="header" w:semiHidden="1" w:unhideWhenUsed="1"/>
     <w:lsdException w:name="footer" w:semiHidden="1" w:unhideWhenUsed="1"/>
     <w:lsdException w:name="index heading" w:semiHidden="1" w:unhideWhenUsed="1"/>
-    <w:lsdException w:name="caption" w:semiHidden="1" w:uiPriority="35" w:unhideWhenUsed="1" w:qFormat="1"/>
+    <w:lsdException w:name="caption" w:uiPriority="35" w:semiHidden="1" w:unhideWhenUsed="1" w:qFormat="1"/>
     <w:lsdException w:name="table of figures" w:semiHidden="1" w:unhideWhenUsed="1"/>
     <w:lsdException w:name="envelope address" w:semiHidden="1" w:unhideWhenUsed="1"/>
     <w:lsdException w:name="envelope return" w:semiHidden="1" w:unhideWhenUsed="1"/>
@@ -832,7 +1046,7 @@
     <w:lsdException w:name="Title" w:uiPriority="10" w:qFormat="1"/>
     <w:lsdException w:name="Closing" w:semiHidden="1" w:unhideWhenUsed="1"/>
     <w:lsdException w:name="Signature" w:semiHidden="1" w:unhideWhenUsed="1"/>
-    <w:lsdException w:name="Default Paragraph Font" w:semiHidden="1" w:uiPriority="1" w:unhideWhenUsed="1"/>
+    <w:lsdException w:name="Default Paragraph Font" w:uiPriority="1" w:semiHidden="1" w:unhideWhenUsed="1"/>
     <w:lsdException w:name="Body Text" w:semiHidden="1" w:unhideWhenUsed="1"/>
     <w:lsdException w:name="Body Text Indent" w:semiHidden="1" w:unhideWhenUsed="1"/>
     <w:lsdException w:name="List Continue" w:semiHidden="1" w:unhideWhenUsed="1"/>
@@ -1032,8 +1246,8 @@
     <w:lsdException w:name="Subtle Reference" w:uiPriority="31" w:qFormat="1"/>
     <w:lsdException w:name="Intense Reference" w:uiPriority="32" w:qFormat="1"/>
     <w:lsdException w:name="Book Title" w:uiPriority="33" w:qFormat="1"/>
-    <w:lsdException w:name="Bibliography" w:semiHidden="1" w:uiPriority="37" w:unhideWhenUsed="1"/>
-    <w:lsdException w:name="TOC Heading" w:semiHidden="1" w:uiPriority="39" w:unhideWhenUsed="1" w:qFormat="1"/>
+    <w:lsdException w:name="Bibliography" w:uiPriority="37" w:semiHidden="1" w:unhideWhenUsed="1"/>
+    <w:lsdException w:name="TOC Heading" w:uiPriority="39" w:semiHidden="1" w:unhideWhenUsed="1" w:qFormat="1"/>
     <w:lsdException w:name="Plain Table 1" w:uiPriority="41"/>
     <w:lsdException w:name="Plain Table 2" w:uiPriority="42"/>
     <w:lsdException w:name="Plain Table 3" w:uiPriority="43"/>
@@ -1144,7 +1358,7 @@
     <w:lsdException w:name="Unresolved Mention" w:semiHidden="1" w:unhideWhenUsed="1"/>
     <w:lsdException w:name="Smart Link" w:semiHidden="1" w:unhideWhenUsed="1"/>
   </w:latentStyles>
-  <w:style w:type="paragraph" w:default="1" w:styleId="Normal">
+  <w:style w:type="paragraph" w:styleId="Normal" w:default="1">
     <w:name w:val="Normal"/>
     <w:qFormat/>
     <w:rsid w:val="006705F0"/>
@@ -1167,7 +1381,7 @@
       <w:outlineLvl w:val="0"/>
     </w:pPr>
     <w:rPr>
-      <w:rFonts w:asciiTheme="majorHAnsi" w:eastAsiaTheme="majorEastAsia" w:hAnsiTheme="majorHAnsi" w:cstheme="majorBidi"/>
+      <w:rFonts w:asciiTheme="majorHAnsi" w:hAnsiTheme="majorHAnsi" w:eastAsiaTheme="majorEastAsia" w:cstheme="majorBidi"/>
       <w:color w:val="0F4761" w:themeColor="accent1" w:themeShade="BF"/>
       <w:sz w:val="40"/>
       <w:szCs w:val="40"/>
@@ -1190,7 +1404,7 @@
       <w:outlineLvl w:val="1"/>
     </w:pPr>
     <w:rPr>
-      <w:rFonts w:asciiTheme="majorHAnsi" w:eastAsiaTheme="majorEastAsia" w:hAnsiTheme="majorHAnsi" w:cstheme="majorBidi"/>
+      <w:rFonts w:asciiTheme="majorHAnsi" w:hAnsiTheme="majorHAnsi" w:eastAsiaTheme="majorEastAsia" w:cstheme="majorBidi"/>
       <w:color w:val="0F4761" w:themeColor="accent1" w:themeShade="BF"/>
       <w:sz w:val="32"/>
       <w:szCs w:val="32"/>
@@ -1351,12 +1565,13 @@
       <w:color w:val="272727" w:themeColor="text1" w:themeTint="D8"/>
     </w:rPr>
   </w:style>
-  <w:style w:type="character" w:default="1" w:styleId="DefaultParagraphFont">
+  <w:style w:type="character" w:styleId="DefaultParagraphFont" w:default="1">
     <w:name w:val="Default Paragraph Font"/>
     <w:uiPriority w:val="1"/>
+    <w:semiHidden/>
     <w:unhideWhenUsed/>
   </w:style>
-  <w:style w:type="table" w:default="1" w:styleId="TableNormal">
+  <w:style w:type="table" w:styleId="TableNormal" w:default="1">
     <w:name w:val="Normal Table"/>
     <w:uiPriority w:val="99"/>
     <w:semiHidden/>
@@ -1371,27 +1586,27 @@
       </w:tblCellMar>
     </w:tblPr>
   </w:style>
-  <w:style w:type="numbering" w:default="1" w:styleId="NoList">
+  <w:style w:type="numbering" w:styleId="NoList" w:default="1">
     <w:name w:val="No List"/>
     <w:uiPriority w:val="99"/>
     <w:semiHidden/>
     <w:unhideWhenUsed/>
   </w:style>
-  <w:style w:type="character" w:customStyle="1" w:styleId="Heading1Char">
+  <w:style w:type="character" w:styleId="Heading1Char" w:customStyle="1">
     <w:name w:val="Heading 1 Char"/>
     <w:basedOn w:val="DefaultParagraphFont"/>
     <w:link w:val="Heading1"/>
     <w:uiPriority w:val="9"/>
     <w:rsid w:val="0047445F"/>
     <w:rPr>
-      <w:rFonts w:asciiTheme="majorHAnsi" w:eastAsiaTheme="majorEastAsia" w:hAnsiTheme="majorHAnsi" w:cstheme="majorBidi"/>
+      <w:rFonts w:asciiTheme="majorHAnsi" w:hAnsiTheme="majorHAnsi" w:eastAsiaTheme="majorEastAsia" w:cstheme="majorBidi"/>
       <w:color w:val="0F4761" w:themeColor="accent1" w:themeShade="BF"/>
       <w:sz w:val="40"/>
       <w:szCs w:val="40"/>
       <w:lang w:val="en-NZ"/>
     </w:rPr>
   </w:style>
-  <w:style w:type="character" w:customStyle="1" w:styleId="Heading2Char">
+  <w:style w:type="character" w:styleId="Heading2Char" w:customStyle="1">
     <w:name w:val="Heading 2 Char"/>
     <w:basedOn w:val="DefaultParagraphFont"/>
     <w:link w:val="Heading2"/>
@@ -1399,14 +1614,14 @@
     <w:semiHidden/>
     <w:rsid w:val="0047445F"/>
     <w:rPr>
-      <w:rFonts w:asciiTheme="majorHAnsi" w:eastAsiaTheme="majorEastAsia" w:hAnsiTheme="majorHAnsi" w:cstheme="majorBidi"/>
+      <w:rFonts w:asciiTheme="majorHAnsi" w:hAnsiTheme="majorHAnsi" w:eastAsiaTheme="majorEastAsia" w:cstheme="majorBidi"/>
       <w:color w:val="0F4761" w:themeColor="accent1" w:themeShade="BF"/>
       <w:sz w:val="32"/>
       <w:szCs w:val="32"/>
       <w:lang w:val="en-NZ"/>
     </w:rPr>
   </w:style>
-  <w:style w:type="character" w:customStyle="1" w:styleId="Heading3Char">
+  <w:style w:type="character" w:styleId="Heading3Char" w:customStyle="1">
     <w:name w:val="Heading 3 Char"/>
     <w:basedOn w:val="DefaultParagraphFont"/>
     <w:link w:val="Heading3"/>
@@ -1421,7 +1636,7 @@
       <w:lang w:val="en-NZ"/>
     </w:rPr>
   </w:style>
-  <w:style w:type="character" w:customStyle="1" w:styleId="Heading4Char">
+  <w:style w:type="character" w:styleId="Heading4Char" w:customStyle="1">
     <w:name w:val="Heading 4 Char"/>
     <w:basedOn w:val="DefaultParagraphFont"/>
     <w:link w:val="Heading4"/>
@@ -1436,7 +1651,7 @@
       <w:lang w:val="en-NZ"/>
     </w:rPr>
   </w:style>
-  <w:style w:type="character" w:customStyle="1" w:styleId="Heading5Char">
+  <w:style w:type="character" w:styleId="Heading5Char" w:customStyle="1">
     <w:name w:val="Heading 5 Char"/>
     <w:basedOn w:val="DefaultParagraphFont"/>
     <w:link w:val="Heading5"/>
@@ -1449,7 +1664,7 @@
       <w:lang w:val="en-NZ"/>
     </w:rPr>
   </w:style>
-  <w:style w:type="character" w:customStyle="1" w:styleId="Heading6Char">
+  <w:style w:type="character" w:styleId="Heading6Char" w:customStyle="1">
     <w:name w:val="Heading 6 Char"/>
     <w:basedOn w:val="DefaultParagraphFont"/>
     <w:link w:val="Heading6"/>
@@ -1464,7 +1679,7 @@
       <w:lang w:val="en-NZ"/>
     </w:rPr>
   </w:style>
-  <w:style w:type="character" w:customStyle="1" w:styleId="Heading7Char">
+  <w:style w:type="character" w:styleId="Heading7Char" w:customStyle="1">
     <w:name w:val="Heading 7 Char"/>
     <w:basedOn w:val="DefaultParagraphFont"/>
     <w:link w:val="Heading7"/>
@@ -1477,7 +1692,7 @@
       <w:lang w:val="en-NZ"/>
     </w:rPr>
   </w:style>
-  <w:style w:type="character" w:customStyle="1" w:styleId="Heading8Char">
+  <w:style w:type="character" w:styleId="Heading8Char" w:customStyle="1">
     <w:name w:val="Heading 8 Char"/>
     <w:basedOn w:val="DefaultParagraphFont"/>
     <w:link w:val="Heading8"/>
@@ -1492,7 +1707,7 @@
       <w:lang w:val="en-NZ"/>
     </w:rPr>
   </w:style>
-  <w:style w:type="character" w:customStyle="1" w:styleId="Heading9Char">
+  <w:style w:type="character" w:styleId="Heading9Char" w:customStyle="1">
     <w:name w:val="Heading 9 Char"/>
     <w:basedOn w:val="DefaultParagraphFont"/>
     <w:link w:val="Heading9"/>
@@ -1518,21 +1733,21 @@
       <w:contextualSpacing/>
     </w:pPr>
     <w:rPr>
-      <w:rFonts w:asciiTheme="majorHAnsi" w:eastAsiaTheme="majorEastAsia" w:hAnsiTheme="majorHAnsi" w:cstheme="majorBidi"/>
+      <w:rFonts w:asciiTheme="majorHAnsi" w:hAnsiTheme="majorHAnsi" w:eastAsiaTheme="majorEastAsia" w:cstheme="majorBidi"/>
       <w:spacing w:val="-10"/>
       <w:kern w:val="28"/>
       <w:sz w:val="56"/>
       <w:szCs w:val="56"/>
     </w:rPr>
   </w:style>
-  <w:style w:type="character" w:customStyle="1" w:styleId="TitleChar">
+  <w:style w:type="character" w:styleId="TitleChar" w:customStyle="1">
     <w:name w:val="Title Char"/>
     <w:basedOn w:val="DefaultParagraphFont"/>
     <w:link w:val="Title"/>
     <w:uiPriority w:val="10"/>
     <w:rsid w:val="0047445F"/>
     <w:rPr>
-      <w:rFonts w:asciiTheme="majorHAnsi" w:eastAsiaTheme="majorEastAsia" w:hAnsiTheme="majorHAnsi" w:cstheme="majorBidi"/>
+      <w:rFonts w:asciiTheme="majorHAnsi" w:hAnsiTheme="majorHAnsi" w:eastAsiaTheme="majorEastAsia" w:cstheme="majorBidi"/>
       <w:spacing w:val="-10"/>
       <w:kern w:val="28"/>
       <w:sz w:val="56"/>
@@ -1561,7 +1776,7 @@
       <w:szCs w:val="28"/>
     </w:rPr>
   </w:style>
-  <w:style w:type="character" w:customStyle="1" w:styleId="SubtitleChar">
+  <w:style w:type="character" w:styleId="SubtitleChar" w:customStyle="1">
     <w:name w:val="Subtitle Char"/>
     <w:basedOn w:val="DefaultParagraphFont"/>
     <w:link w:val="Subtitle"/>
@@ -1594,7 +1809,7 @@
       <w:color w:val="404040" w:themeColor="text1" w:themeTint="BF"/>
     </w:rPr>
   </w:style>
-  <w:style w:type="character" w:customStyle="1" w:styleId="QuoteChar">
+  <w:style w:type="character" w:styleId="QuoteChar" w:customStyle="1">
     <w:name w:val="Quote Char"/>
     <w:basedOn w:val="DefaultParagraphFont"/>
     <w:link w:val="Quote"/>
@@ -1640,8 +1855,8 @@
     <w:rsid w:val="0047445F"/>
     <w:pPr>
       <w:pBdr>
-        <w:top w:val="single" w:sz="4" w:space="10" w:color="0F4761" w:themeColor="accent1" w:themeShade="BF"/>
-        <w:bottom w:val="single" w:sz="4" w:space="10" w:color="0F4761" w:themeColor="accent1" w:themeShade="BF"/>
+        <w:top w:val="single" w:color="0F4761" w:themeColor="accent1" w:themeShade="BF" w:sz="4" w:space="10"/>
+        <w:bottom w:val="single" w:color="0F4761" w:themeColor="accent1" w:themeShade="BF" w:sz="4" w:space="10"/>
       </w:pBdr>
       <w:spacing w:before="360" w:after="360"/>
       <w:ind w:left="864" w:right="864"/>
@@ -1653,7 +1868,7 @@
       <w:color w:val="0F4761" w:themeColor="accent1" w:themeShade="BF"/>
     </w:rPr>
   </w:style>
-  <w:style w:type="character" w:customStyle="1" w:styleId="IntenseQuoteChar">
+  <w:style w:type="character" w:styleId="IntenseQuoteChar" w:customStyle="1">
     <w:name w:val="Intense Quote Char"/>
     <w:basedOn w:val="DefaultParagraphFont"/>
     <w:link w:val="IntenseQuote"/>
@@ -1695,7 +1910,7 @@
       <w:spacing w:after="0" w:line="240" w:lineRule="auto"/>
     </w:pPr>
   </w:style>
-  <w:style w:type="character" w:customStyle="1" w:styleId="HeaderChar">
+  <w:style w:type="character" w:styleId="HeaderChar" w:customStyle="1">
     <w:name w:val="Header Char"/>
     <w:basedOn w:val="DefaultParagraphFont"/>
     <w:link w:val="Header"/>
@@ -1720,7 +1935,7 @@
       <w:spacing w:after="0" w:line="240" w:lineRule="auto"/>
     </w:pPr>
   </w:style>
-  <w:style w:type="character" w:customStyle="1" w:styleId="FooterChar">
+  <w:style w:type="character" w:styleId="FooterChar" w:customStyle="1">
     <w:name w:val="Footer Char"/>
     <w:basedOn w:val="DefaultParagraphFont"/>
     <w:link w:val="Footer"/>
@@ -1734,7 +1949,7 @@
 </file>
 
 <file path=word/theme/theme1.xml><?xml version="1.0" encoding="utf-8"?>
-<a:theme xmlns:a="http://schemas.openxmlformats.org/drawingml/2006/main" name="Office Theme">
+<a:theme xmlns:a="http://schemas.openxmlformats.org/drawingml/2006/main" xmlns:thm15="http://schemas.microsoft.com/office/thememl/2012/main" name="Office Theme">
   <a:themeElements>
     <a:clrScheme name="Office">
       <a:dk1>
